--- a/LessonAssets/Supplementary BM2005 First Formative Assessment.docx
+++ b/LessonAssets/Supplementary BM2005 First Formative Assessment.docx
@@ -119,7 +119,7 @@
     <w:p>
       <w:r>
         <w:pict w14:anchorId="72C6802B">
-          <v:rect id="_x0000_i1817" style="width:0;height:1.5pt" o:hralign="center" o:hrstd="t" o:hr="t" fillcolor="#a0a0a0" stroked="f"/>
+          <v:rect id="_x0000_i1025" style="width:0;height:1.5pt" o:hralign="center" o:hrstd="t" o:hr="t" fillcolor="#a0a0a0" stroked="f"/>
         </w:pict>
       </w:r>
     </w:p>
@@ -248,7 +248,7 @@
     <w:p>
       <w:r>
         <w:pict w14:anchorId="442FF50C">
-          <v:rect id="_x0000_i1818" style="width:0;height:1.5pt" o:hralign="center" o:hrstd="t" o:hr="t" fillcolor="#a0a0a0" stroked="f"/>
+          <v:rect id="_x0000_i1026" style="width:0;height:1.5pt" o:hralign="center" o:hrstd="t" o:hr="t" fillcolor="#a0a0a0" stroked="f"/>
         </w:pict>
       </w:r>
     </w:p>
@@ -380,7 +380,7 @@
     <w:p>
       <w:r>
         <w:pict w14:anchorId="7ED897E9">
-          <v:rect id="_x0000_i1819" style="width:0;height:1.5pt" o:hralign="center" o:hrstd="t" o:hr="t" fillcolor="#a0a0a0" stroked="f"/>
+          <v:rect id="_x0000_i1027" style="width:0;height:1.5pt" o:hralign="center" o:hrstd="t" o:hr="t" fillcolor="#a0a0a0" stroked="f"/>
         </w:pict>
       </w:r>
     </w:p>
@@ -891,7 +891,7 @@
     <w:p>
       <w:r>
         <w:pict w14:anchorId="5648BB95">
-          <v:rect id="_x0000_i1820" style="width:0;height:1.5pt" o:hralign="center" o:hrstd="t" o:hr="t" fillcolor="#a0a0a0" stroked="f"/>
+          <v:rect id="_x0000_i1028" style="width:0;height:1.5pt" o:hralign="center" o:hrstd="t" o:hr="t" fillcolor="#a0a0a0" stroked="f"/>
         </w:pict>
       </w:r>
     </w:p>
@@ -994,7 +994,7 @@
     <w:p>
       <w:r>
         <w:pict w14:anchorId="3F51195F">
-          <v:rect id="_x0000_i1821" style="width:0;height:1.5pt" o:hralign="center" o:hrstd="t" o:hr="t" fillcolor="#a0a0a0" stroked="f"/>
+          <v:rect id="_x0000_i1029" style="width:0;height:1.5pt" o:hralign="center" o:hrstd="t" o:hr="t" fillcolor="#a0a0a0" stroked="f"/>
         </w:pict>
       </w:r>
     </w:p>
@@ -1099,7 +1099,7 @@
     <w:p>
       <w:r>
         <w:pict w14:anchorId="25472DFA">
-          <v:rect id="_x0000_i1822" style="width:0;height:1.5pt" o:hralign="center" o:hrstd="t" o:hr="t" fillcolor="#a0a0a0" stroked="f"/>
+          <v:rect id="_x0000_i1030" style="width:0;height:1.5pt" o:hralign="center" o:hrstd="t" o:hr="t" fillcolor="#a0a0a0" stroked="f"/>
         </w:pict>
       </w:r>
     </w:p>
@@ -1222,7 +1222,7 @@
     <w:p>
       <w:r>
         <w:pict w14:anchorId="36BB88D7">
-          <v:rect id="_x0000_i1823" style="width:0;height:1.5pt" o:hralign="center" o:hrstd="t" o:hr="t" fillcolor="#a0a0a0" stroked="f"/>
+          <v:rect id="_x0000_i1031" style="width:0;height:1.5pt" o:hralign="center" o:hrstd="t" o:hr="t" fillcolor="#a0a0a0" stroked="f"/>
         </w:pict>
       </w:r>
     </w:p>
@@ -1367,7 +1367,7 @@
     <w:p>
       <w:r>
         <w:pict w14:anchorId="537D82B6">
-          <v:rect id="_x0000_i1824" style="width:0;height:1.5pt" o:hralign="center" o:hrstd="t" o:hr="t" fillcolor="#a0a0a0" stroked="f"/>
+          <v:rect id="_x0000_i1032" style="width:0;height:1.5pt" o:hralign="center" o:hrstd="t" o:hr="t" fillcolor="#a0a0a0" stroked="f"/>
         </w:pict>
       </w:r>
     </w:p>
@@ -1513,7 +1513,7 @@
     <w:p>
       <w:r>
         <w:pict w14:anchorId="110C5B75">
-          <v:rect id="_x0000_i1825" style="width:0;height:1.5pt" o:hralign="center" o:hrstd="t" o:hr="t" fillcolor="#a0a0a0" stroked="f"/>
+          <v:rect id="_x0000_i1033" style="width:0;height:1.5pt" o:hralign="center" o:hrstd="t" o:hr="t" fillcolor="#a0a0a0" stroked="f"/>
         </w:pict>
       </w:r>
     </w:p>
@@ -1674,7 +1674,7 @@
     <w:p>
       <w:r>
         <w:pict w14:anchorId="221D5B17">
-          <v:rect id="_x0000_i1826" style="width:0;height:1.5pt" o:hralign="center" o:hrstd="t" o:hr="t" fillcolor="#a0a0a0" stroked="f"/>
+          <v:rect id="_x0000_i1034" style="width:0;height:1.5pt" o:hralign="center" o:hrstd="t" o:hr="t" fillcolor="#a0a0a0" stroked="f"/>
         </w:pict>
       </w:r>
     </w:p>
@@ -2186,7 +2186,7 @@
     <w:p>
       <w:r>
         <w:pict w14:anchorId="5B3C550D">
-          <v:rect id="_x0000_i1827" style="width:0;height:1.5pt" o:hralign="center" o:hrstd="t" o:hr="t" fillcolor="#a0a0a0" stroked="f"/>
+          <v:rect id="_x0000_i1035" style="width:0;height:1.5pt" o:hralign="center" o:hrstd="t" o:hr="t" fillcolor="#a0a0a0" stroked="f"/>
         </w:pict>
       </w:r>
     </w:p>
@@ -2289,7 +2289,7 @@
     <w:p>
       <w:r>
         <w:pict w14:anchorId="3497A971">
-          <v:rect id="_x0000_i1828" style="width:0;height:1.5pt" o:hralign="center" o:hrstd="t" o:hr="t" fillcolor="#a0a0a0" stroked="f"/>
+          <v:rect id="_x0000_i1036" style="width:0;height:1.5pt" o:hralign="center" o:hrstd="t" o:hr="t" fillcolor="#a0a0a0" stroked="f"/>
         </w:pict>
       </w:r>
     </w:p>
@@ -2394,7 +2394,7 @@
     <w:p>
       <w:r>
         <w:pict w14:anchorId="394C2619">
-          <v:rect id="_x0000_i1829" style="width:0;height:1.5pt" o:hralign="center" o:hrstd="t" o:hr="t" fillcolor="#a0a0a0" stroked="f"/>
+          <v:rect id="_x0000_i1037" style="width:0;height:1.5pt" o:hralign="center" o:hrstd="t" o:hr="t" fillcolor="#a0a0a0" stroked="f"/>
         </w:pict>
       </w:r>
     </w:p>
@@ -2427,30 +2427,13 @@
           <w:b/>
           <w:bCs/>
         </w:rPr>
-        <w:t>Case Title: “</w:t>
-      </w:r>
-      <w:proofErr w:type="spellStart"/>
-      <w:r>
-        <w:rPr>
-          <w:b/>
-          <w:bCs/>
-        </w:rPr>
-        <w:t>FitTech</w:t>
-      </w:r>
-      <w:proofErr w:type="spellEnd"/>
-      <w:r>
-        <w:rPr>
-          <w:b/>
-          <w:bCs/>
-        </w:rPr>
-        <w:t xml:space="preserve"> – A Digital Fitness Startup”</w:t>
+        <w:t>Case Title: “FitTech – A Digital Fitness Startup”</w:t>
       </w:r>
     </w:p>
     <w:p>
       <w:r>
         <w:t xml:space="preserve">Jason, a former personal trainer in Singapore, noticed that many working adults struggle to maintain a consistent fitness routine due to busy schedules. To solve this problem, he created </w:t>
       </w:r>
-      <w:proofErr w:type="spellStart"/>
       <w:r>
         <w:rPr>
           <w:i/>
@@ -2458,7 +2441,6 @@
         </w:rPr>
         <w:t>FitTech</w:t>
       </w:r>
-      <w:proofErr w:type="spellEnd"/>
       <w:r>
         <w:t>, a mobile app that offers short, personalized workout plans and tracks users’ progress.</w:t>
       </w:r>
@@ -2515,7 +2497,7 @@
     <w:p>
       <w:r>
         <w:pict w14:anchorId="395E62F3">
-          <v:rect id="_x0000_i1830" style="width:0;height:1.5pt" o:hralign="center" o:hrstd="t" o:hr="t" fillcolor="#a0a0a0" stroked="f"/>
+          <v:rect id="_x0000_i1038" style="width:0;height:1.5pt" o:hralign="center" o:hrstd="t" o:hr="t" fillcolor="#a0a0a0" stroked="f"/>
         </w:pict>
       </w:r>
     </w:p>
@@ -2581,23 +2563,7 @@
           <w:b/>
           <w:bCs/>
         </w:rPr>
-        <w:t xml:space="preserve">What product or service does </w:t>
-      </w:r>
-      <w:proofErr w:type="spellStart"/>
-      <w:r>
-        <w:rPr>
-          <w:b/>
-          <w:bCs/>
-        </w:rPr>
-        <w:t>FitTech</w:t>
-      </w:r>
-      <w:proofErr w:type="spellEnd"/>
-      <w:r>
-        <w:rPr>
-          <w:b/>
-          <w:bCs/>
-        </w:rPr>
-        <w:t xml:space="preserve"> offer?</w:t>
+        <w:t>What product or service does FitTech offer?</w:t>
       </w:r>
       <w:r>
         <w:t xml:space="preserve"> </w:t>
@@ -2660,7 +2626,7 @@
     <w:p>
       <w:r>
         <w:pict w14:anchorId="7506E442">
-          <v:rect id="_x0000_i1831" style="width:0;height:1.5pt" o:hralign="center" o:hrstd="t" o:hr="t" fillcolor="#a0a0a0" stroked="f"/>
+          <v:rect id="_x0000_i1039" style="width:0;height:1.5pt" o:hralign="center" o:hrstd="t" o:hr="t" fillcolor="#a0a0a0" stroked="f"/>
         </w:pict>
       </w:r>
     </w:p>
@@ -2708,23 +2674,7 @@
           <w:b/>
           <w:bCs/>
         </w:rPr>
-        <w:t xml:space="preserve">Explain how </w:t>
-      </w:r>
-      <w:proofErr w:type="spellStart"/>
-      <w:r>
-        <w:rPr>
-          <w:b/>
-          <w:bCs/>
-        </w:rPr>
-        <w:t>FitTech</w:t>
-      </w:r>
-      <w:proofErr w:type="spellEnd"/>
-      <w:r>
-        <w:rPr>
-          <w:b/>
-          <w:bCs/>
-        </w:rPr>
-        <w:t xml:space="preserve"> demonstrates innovation in the fitness industry.</w:t>
+        <w:t>Explain how FitTech demonstrates innovation in the fitness industry.</w:t>
       </w:r>
       <w:r>
         <w:t xml:space="preserve"> </w:t>
@@ -2760,23 +2710,7 @@
           <w:b/>
           <w:bCs/>
         </w:rPr>
-        <w:t xml:space="preserve">How can Jason differentiate </w:t>
-      </w:r>
-      <w:proofErr w:type="spellStart"/>
-      <w:r>
-        <w:rPr>
-          <w:b/>
-          <w:bCs/>
-        </w:rPr>
-        <w:t>FitTech</w:t>
-      </w:r>
-      <w:proofErr w:type="spellEnd"/>
-      <w:r>
-        <w:rPr>
-          <w:b/>
-          <w:bCs/>
-        </w:rPr>
-        <w:t xml:space="preserve"> from competitors?</w:t>
+        <w:t>How can Jason differentiate FitTech from competitors?</w:t>
       </w:r>
       <w:r>
         <w:t xml:space="preserve"> </w:t>
@@ -2794,23 +2728,7 @@
           <w:b/>
           <w:bCs/>
         </w:rPr>
-        <w:t xml:space="preserve">Why is customer feedback important for improving </w:t>
-      </w:r>
-      <w:proofErr w:type="spellStart"/>
-      <w:r>
-        <w:rPr>
-          <w:b/>
-          <w:bCs/>
-        </w:rPr>
-        <w:t>FitTech</w:t>
-      </w:r>
-      <w:proofErr w:type="spellEnd"/>
-      <w:r>
-        <w:rPr>
-          <w:b/>
-          <w:bCs/>
-        </w:rPr>
-        <w:t>?</w:t>
+        <w:t>Why is customer feedback important for improving FitTech?</w:t>
       </w:r>
       <w:r>
         <w:t xml:space="preserve"> </w:t>
@@ -2837,7 +2755,7 @@
     <w:p>
       <w:r>
         <w:pict w14:anchorId="246FABF8">
-          <v:rect id="_x0000_i1832" style="width:0;height:1.5pt" o:hralign="center" o:hrstd="t" o:hr="t" fillcolor="#a0a0a0" stroked="f"/>
+          <v:rect id="_x0000_i1040" style="width:0;height:1.5pt" o:hralign="center" o:hrstd="t" o:hr="t" fillcolor="#a0a0a0" stroked="f"/>
         </w:pict>
       </w:r>
     </w:p>
@@ -2923,23 +2841,7 @@
           <w:b/>
           <w:bCs/>
         </w:rPr>
-        <w:t xml:space="preserve">Propose a monetization strategy for </w:t>
-      </w:r>
-      <w:proofErr w:type="spellStart"/>
-      <w:r>
-        <w:rPr>
-          <w:b/>
-          <w:bCs/>
-        </w:rPr>
-        <w:t>FitTech</w:t>
-      </w:r>
-      <w:proofErr w:type="spellEnd"/>
-      <w:r>
-        <w:rPr>
-          <w:b/>
-          <w:bCs/>
-        </w:rPr>
-        <w:t xml:space="preserve"> and explain why it would be effective.</w:t>
+        <w:t>Propose a monetization strategy for FitTech and explain why it would be effective.</w:t>
       </w:r>
       <w:r>
         <w:t xml:space="preserve"> </w:t>
@@ -2957,23 +2859,7 @@
           <w:b/>
           <w:bCs/>
         </w:rPr>
-        <w:t xml:space="preserve">Assess the importance of innovation versus funding in the success of </w:t>
-      </w:r>
-      <w:proofErr w:type="spellStart"/>
-      <w:r>
-        <w:rPr>
-          <w:b/>
-          <w:bCs/>
-        </w:rPr>
-        <w:t>FitTech</w:t>
-      </w:r>
-      <w:proofErr w:type="spellEnd"/>
-      <w:r>
-        <w:rPr>
-          <w:b/>
-          <w:bCs/>
-        </w:rPr>
-        <w:t>.</w:t>
+        <w:t>Assess the importance of innovation versus funding in the success of FitTech.</w:t>
       </w:r>
       <w:r>
         <w:t xml:space="preserve"> </w:t>
@@ -2991,23 +2877,7 @@
           <w:b/>
           <w:bCs/>
         </w:rPr>
-        <w:t xml:space="preserve">If you were an investor, would you invest in </w:t>
-      </w:r>
-      <w:proofErr w:type="spellStart"/>
-      <w:r>
-        <w:rPr>
-          <w:b/>
-          <w:bCs/>
-        </w:rPr>
-        <w:t>FitTech</w:t>
-      </w:r>
-      <w:proofErr w:type="spellEnd"/>
-      <w:r>
-        <w:rPr>
-          <w:b/>
-          <w:bCs/>
-        </w:rPr>
-        <w:t>? Provide a well-reasoned argument.</w:t>
+        <w:t>If you were an investor, would you invest in FitTech? Provide a well-reasoned argument.</w:t>
       </w:r>
       <w:r>
         <w:t xml:space="preserve"> </w:t>
@@ -3016,7 +2886,7 @@
     <w:p>
       <w:r>
         <w:pict w14:anchorId="6B250376">
-          <v:rect id="_x0000_i1833" style="width:0;height:1.5pt" o:hralign="center" o:hrstd="t" o:hr="t" fillcolor="#a0a0a0" stroked="f"/>
+          <v:rect id="_x0000_i1041" style="width:0;height:1.5pt" o:hralign="center" o:hrstd="t" o:hr="t" fillcolor="#a0a0a0" stroked="f"/>
         </w:pict>
       </w:r>
     </w:p>
@@ -3527,7 +3397,7 @@
     <w:p>
       <w:r>
         <w:pict w14:anchorId="0602B2D1">
-          <v:rect id="_x0000_i1834" style="width:0;height:1.5pt" o:hralign="center" o:hrstd="t" o:hr="t" fillcolor="#a0a0a0" stroked="f"/>
+          <v:rect id="_x0000_i1042" style="width:0;height:1.5pt" o:hralign="center" o:hrstd="t" o:hr="t" fillcolor="#a0a0a0" stroked="f"/>
         </w:pict>
       </w:r>
     </w:p>
@@ -3631,7 +3501,7 @@
     <w:p>
       <w:r>
         <w:pict w14:anchorId="3092B399">
-          <v:rect id="_x0000_i1835" style="width:0;height:1.5pt" o:hralign="center" o:hrstd="t" o:hr="t" fillcolor="#a0a0a0" stroked="f"/>
+          <v:rect id="_x0000_i1043" style="width:0;height:1.5pt" o:hralign="center" o:hrstd="t" o:hr="t" fillcolor="#a0a0a0" stroked="f"/>
         </w:pict>
       </w:r>
     </w:p>
@@ -3705,6 +3575,9 @@
     </w:p>
     <w:p>
       <w:r>
+        <w:rPr>
+          <w:noProof/>
+        </w:rPr>
         <w:lastRenderedPageBreak/>
         <mc:AlternateContent>
           <mc:Choice Requires="wps">
@@ -3818,7 +3691,7 @@
     <w:p>
       <w:r>
         <w:pict w14:anchorId="44BF799F">
-          <v:rect id="_x0000_i1837" style="width:0;height:1.5pt" o:hralign="center" o:hrstd="t" o:hr="t" fillcolor="#a0a0a0" stroked="f"/>
+          <v:rect id="_x0000_i1044" style="width:0;height:1.5pt" o:hralign="center" o:hrstd="t" o:hr="t" fillcolor="#a0a0a0" stroked="f"/>
         </w:pict>
       </w:r>
     </w:p>
@@ -3968,7 +3841,7 @@
     <w:p>
       <w:r>
         <w:pict w14:anchorId="00A9ABF9">
-          <v:rect id="_x0000_i1838" style="width:0;height:1.5pt" o:hralign="center" o:hrstd="t" o:hr="t" fillcolor="#a0a0a0" stroked="f"/>
+          <v:rect id="_x0000_i1045" style="width:0;height:1.5pt" o:hralign="center" o:hrstd="t" o:hr="t" fillcolor="#a0a0a0" stroked="f"/>
         </w:pict>
       </w:r>
     </w:p>
@@ -4119,7 +3992,7 @@
       <w:r>
         <w:lastRenderedPageBreak/>
         <w:pict w14:anchorId="08370F75">
-          <v:rect id="_x0000_i1839" style="width:0;height:1.5pt" o:hralign="center" o:hrstd="t" o:hr="t" fillcolor="#a0a0a0" stroked="f"/>
+          <v:rect id="_x0000_i1046" style="width:0;height:1.5pt" o:hralign="center" o:hrstd="t" o:hr="t" fillcolor="#a0a0a0" stroked="f"/>
         </w:pict>
       </w:r>
     </w:p>
@@ -4213,7 +4086,7 @@
     <w:p>
       <w:r>
         <w:pict w14:anchorId="43589E1F">
-          <v:rect id="_x0000_i1840" style="width:0;height:1.5pt" o:hralign="center" o:hrstd="t" o:hr="t" fillcolor="#a0a0a0" stroked="f"/>
+          <v:rect id="_x0000_i1047" style="width:0;height:1.5pt" o:hralign="center" o:hrstd="t" o:hr="t" fillcolor="#a0a0a0" stroked="f"/>
         </w:pict>
       </w:r>
     </w:p>
@@ -4246,30 +4119,13 @@
           <w:b/>
           <w:bCs/>
         </w:rPr>
-        <w:t>Case Title: “</w:t>
-      </w:r>
-      <w:proofErr w:type="spellStart"/>
-      <w:r>
-        <w:rPr>
-          <w:b/>
-          <w:bCs/>
-        </w:rPr>
-        <w:t>EcoWash</w:t>
-      </w:r>
-      <w:proofErr w:type="spellEnd"/>
-      <w:r>
-        <w:rPr>
-          <w:b/>
-          <w:bCs/>
-        </w:rPr>
-        <w:t xml:space="preserve"> – Smart Laundry Service”</w:t>
+        <w:t>Case Title: “EcoWash – Smart Laundry Service”</w:t>
       </w:r>
     </w:p>
     <w:p>
       <w:r>
         <w:t xml:space="preserve">Amir plans to start </w:t>
       </w:r>
-      <w:proofErr w:type="spellStart"/>
       <w:r>
         <w:rPr>
           <w:i/>
@@ -4277,7 +4133,6 @@
         </w:rPr>
         <w:t>EcoWash</w:t>
       </w:r>
-      <w:proofErr w:type="spellEnd"/>
       <w:r>
         <w:t>, a mobile app-based laundry service that offers eco-friendly cleaning and doorstep delivery. His target customers are busy professionals and students.</w:t>
       </w:r>
@@ -4410,7 +4265,7 @@
     <w:p>
       <w:r>
         <w:pict w14:anchorId="39B6ED75">
-          <v:rect id="_x0000_i1841" style="width:0;height:1.5pt" o:hralign="center" o:hrstd="t" o:hr="t" fillcolor="#a0a0a0" stroked="f"/>
+          <v:rect id="_x0000_i1048" style="width:0;height:1.5pt" o:hralign="center" o:hrstd="t" o:hr="t" fillcolor="#a0a0a0" stroked="f"/>
         </w:pict>
       </w:r>
     </w:p>
@@ -4445,15 +4300,7 @@
         </w:numPr>
       </w:pPr>
       <w:r>
-        <w:t xml:space="preserve">What problem is </w:t>
-      </w:r>
-      <w:proofErr w:type="spellStart"/>
-      <w:r>
-        <w:t>EcoWash</w:t>
-      </w:r>
-      <w:proofErr w:type="spellEnd"/>
-      <w:r>
-        <w:t xml:space="preserve"> trying to solve? </w:t>
+        <w:t xml:space="preserve">What problem is EcoWash trying to solve? </w:t>
       </w:r>
     </w:p>
     <w:p>
@@ -4490,7 +4337,7 @@
     <w:p>
       <w:r>
         <w:pict w14:anchorId="39C069BC">
-          <v:rect id="_x0000_i1842" style="width:0;height:1.5pt" o:hralign="center" o:hrstd="t" o:hr="t" fillcolor="#a0a0a0" stroked="f"/>
+          <v:rect id="_x0000_i1049" style="width:0;height:1.5pt" o:hralign="center" o:hrstd="t" o:hr="t" fillcolor="#a0a0a0" stroked="f"/>
         </w:pict>
       </w:r>
     </w:p>
@@ -4553,7 +4400,7 @@
     <w:p>
       <w:r>
         <w:pict w14:anchorId="25A52F09">
-          <v:rect id="_x0000_i1843" style="width:0;height:1.5pt" o:hralign="center" o:hrstd="t" o:hr="t" fillcolor="#a0a0a0" stroked="f"/>
+          <v:rect id="_x0000_i1050" style="width:0;height:1.5pt" o:hralign="center" o:hrstd="t" o:hr="t" fillcolor="#a0a0a0" stroked="f"/>
         </w:pict>
       </w:r>
     </w:p>
@@ -4588,15 +4435,7 @@
         </w:numPr>
       </w:pPr>
       <w:r>
-        <w:t xml:space="preserve">Analyse whether </w:t>
-      </w:r>
-      <w:proofErr w:type="spellStart"/>
-      <w:r>
-        <w:t>EcoWash</w:t>
-      </w:r>
-      <w:proofErr w:type="spellEnd"/>
-      <w:r>
-        <w:t xml:space="preserve"> is a viable business idea in a competitive market. </w:t>
+        <w:t xml:space="preserve">Analyse whether EcoWash is a viable business idea in a competitive market. </w:t>
       </w:r>
     </w:p>
     <w:p>
@@ -4618,15 +4457,7 @@
         </w:numPr>
       </w:pPr>
       <w:r>
-        <w:t xml:space="preserve">Design a short pitch outline for </w:t>
-      </w:r>
-      <w:proofErr w:type="spellStart"/>
-      <w:r>
-        <w:t>EcoWash</w:t>
-      </w:r>
-      <w:proofErr w:type="spellEnd"/>
-      <w:r>
-        <w:t xml:space="preserve">. </w:t>
+        <w:t xml:space="preserve">Design a short pitch outline for EcoWash. </w:t>
       </w:r>
     </w:p>
     <w:p>
@@ -4637,21 +4468,13 @@
         </w:numPr>
       </w:pPr>
       <w:r>
-        <w:t xml:space="preserve">Recommend strategies to make </w:t>
-      </w:r>
-      <w:proofErr w:type="spellStart"/>
-      <w:r>
-        <w:t>EcoWash</w:t>
-      </w:r>
-      <w:proofErr w:type="spellEnd"/>
-      <w:r>
-        <w:t xml:space="preserve"> scalable and sustainable. </w:t>
+        <w:t xml:space="preserve">Recommend strategies to make EcoWash scalable and sustainable. </w:t>
       </w:r>
     </w:p>
     <w:p>
       <w:r>
         <w:pict w14:anchorId="4D0A28A9">
-          <v:rect id="_x0000_i1844" style="width:0;height:1.5pt" o:hralign="center" o:hrstd="t" o:hr="t" fillcolor="#a0a0a0" stroked="f"/>
+          <v:rect id="_x0000_i1051" style="width:0;height:1.5pt" o:hralign="center" o:hrstd="t" o:hr="t" fillcolor="#a0a0a0" stroked="f"/>
         </w:pict>
       </w:r>
     </w:p>
@@ -5142,7 +4965,7 @@
     <w:p>
       <w:r>
         <w:pict w14:anchorId="19C6C4AC">
-          <v:rect id="_x0000_i1845" style="width:0;height:1.5pt" o:hralign="center" o:hrstd="t" o:hr="t" fillcolor="#a0a0a0" stroked="f"/>
+          <v:rect id="_x0000_i1052" style="width:0;height:1.5pt" o:hralign="center" o:hrstd="t" o:hr="t" fillcolor="#a0a0a0" stroked="f"/>
         </w:pict>
       </w:r>
     </w:p>
@@ -5219,7 +5042,7 @@
     <w:p>
       <w:r>
         <w:pict w14:anchorId="7973B5D3">
-          <v:rect id="_x0000_i1846" style="width:0;height:1.5pt" o:hralign="center" o:hrstd="t" o:hr="t" fillcolor="#a0a0a0" stroked="f"/>
+          <v:rect id="_x0000_i1053" style="width:0;height:1.5pt" o:hralign="center" o:hrstd="t" o:hr="t" fillcolor="#a0a0a0" stroked="f"/>
         </w:pict>
       </w:r>
     </w:p>
@@ -5293,6 +5116,9 @@
     </w:p>
     <w:p>
       <w:r>
+        <w:rPr>
+          <w:noProof/>
+        </w:rPr>
         <w:lastRenderedPageBreak/>
         <mc:AlternateContent>
           <mc:Choice Requires="wps">
@@ -5406,7 +5232,7 @@
     <w:p>
       <w:r>
         <w:pict w14:anchorId="6C822F9D">
-          <v:rect id="_x0000_i1848" style="width:0;height:1.5pt" o:hralign="center" o:hrstd="t" o:hr="t" fillcolor="#a0a0a0" stroked="f"/>
+          <v:rect id="_x0000_i1054" style="width:0;height:1.5pt" o:hralign="center" o:hrstd="t" o:hr="t" fillcolor="#a0a0a0" stroked="f"/>
         </w:pict>
       </w:r>
     </w:p>
@@ -5593,7 +5419,7 @@
     <w:p>
       <w:r>
         <w:pict w14:anchorId="59699691">
-          <v:rect id="_x0000_i1849" style="width:0;height:1.5pt" o:hralign="center" o:hrstd="t" o:hr="t" fillcolor="#a0a0a0" stroked="f"/>
+          <v:rect id="_x0000_i1055" style="width:0;height:1.5pt" o:hralign="center" o:hrstd="t" o:hr="t" fillcolor="#a0a0a0" stroked="f"/>
         </w:pict>
       </w:r>
     </w:p>
@@ -5781,7 +5607,7 @@
     <w:p>
       <w:r>
         <w:pict w14:anchorId="42C20E52">
-          <v:rect id="_x0000_i1850" style="width:0;height:1.5pt" o:hralign="center" o:hrstd="t" o:hr="t" fillcolor="#a0a0a0" stroked="f"/>
+          <v:rect id="_x0000_i1056" style="width:0;height:1.5pt" o:hralign="center" o:hrstd="t" o:hr="t" fillcolor="#a0a0a0" stroked="f"/>
         </w:pict>
       </w:r>
     </w:p>
@@ -5875,7 +5701,7 @@
     <w:p>
       <w:r>
         <w:pict w14:anchorId="29AC2ADE">
-          <v:rect id="_x0000_i1851" style="width:0;height:1.5pt" o:hralign="center" o:hrstd="t" o:hr="t" fillcolor="#a0a0a0" stroked="f"/>
+          <v:rect id="_x0000_i1057" style="width:0;height:1.5pt" o:hralign="center" o:hrstd="t" o:hr="t" fillcolor="#a0a0a0" stroked="f"/>
         </w:pict>
       </w:r>
     </w:p>
@@ -5908,30 +5734,13 @@
           <w:b/>
           <w:bCs/>
         </w:rPr>
-        <w:t>Case Title: “</w:t>
-      </w:r>
-      <w:proofErr w:type="spellStart"/>
-      <w:r>
-        <w:rPr>
-          <w:b/>
-          <w:bCs/>
-        </w:rPr>
-        <w:t>TrendCart</w:t>
-      </w:r>
-      <w:proofErr w:type="spellEnd"/>
-      <w:r>
-        <w:rPr>
-          <w:b/>
-          <w:bCs/>
-        </w:rPr>
-        <w:t xml:space="preserve"> – Online Fashion Store”</w:t>
+        <w:t>Case Title: “TrendCart – Online Fashion Store”</w:t>
       </w:r>
     </w:p>
     <w:p>
       <w:r>
         <w:t xml:space="preserve">Lina owns </w:t>
       </w:r>
-      <w:proofErr w:type="spellStart"/>
       <w:r>
         <w:rPr>
           <w:i/>
@@ -5939,7 +5748,6 @@
         </w:rPr>
         <w:t>TrendCart</w:t>
       </w:r>
-      <w:proofErr w:type="spellEnd"/>
       <w:r>
         <w:t>, an online fashion store selling trendy clothes through her website and social media. Initially, her business grew quickly due to strong marketing.</w:t>
       </w:r>
@@ -6030,7 +5838,7 @@
     <w:p>
       <w:r>
         <w:pict w14:anchorId="4CF560A3">
-          <v:rect id="_x0000_i1852" style="width:0;height:1.5pt" o:hralign="center" o:hrstd="t" o:hr="t" fillcolor="#a0a0a0" stroked="f"/>
+          <v:rect id="_x0000_i1058" style="width:0;height:1.5pt" o:hralign="center" o:hrstd="t" o:hr="t" fillcolor="#a0a0a0" stroked="f"/>
         </w:pict>
       </w:r>
     </w:p>
@@ -6065,43 +5873,106 @@
         </w:numPr>
       </w:pPr>
       <w:r>
-        <w:t xml:space="preserve">Identify two operational problems faced by </w:t>
+        <w:t xml:space="preserve">Identify two operational problems faced by TrendCart. </w:t>
+      </w:r>
+    </w:p>
+    <w:p>
+      <w:pPr>
+        <w:numPr>
+          <w:ilvl w:val="0"/>
+          <w:numId w:val="42"/>
+        </w:numPr>
+      </w:pPr>
+      <w:r>
+        <w:t xml:space="preserve">Which area of operations is affected by stock issues? </w:t>
+      </w:r>
+    </w:p>
+    <w:p>
+      <w:pPr>
+        <w:numPr>
+          <w:ilvl w:val="0"/>
+          <w:numId w:val="42"/>
+        </w:numPr>
+      </w:pPr>
+      <w:r>
+        <w:t xml:space="preserve">What problem is Lina facing with her website? </w:t>
+      </w:r>
+    </w:p>
+    <w:p>
+      <w:r>
+        <w:pict w14:anchorId="7C892CD2">
+          <v:rect id="_x0000_i1059" style="width:0;height:1.5pt" o:hralign="center" o:hrstd="t" o:hr="t" fillcolor="#a0a0a0" stroked="f"/>
+        </w:pict>
+      </w:r>
+    </w:p>
+    <w:p>
+      <w:pPr>
+        <w:rPr>
+          <w:b/>
+          <w:bCs/>
+        </w:rPr>
+      </w:pPr>
+      <w:r>
+        <w:rPr>
+          <w:rFonts w:ascii="Segoe UI Emoji" w:hAnsi="Segoe UI Emoji" w:cs="Segoe UI Emoji"/>
+          <w:b/>
+          <w:bCs/>
+        </w:rPr>
+        <w:t>🟡</w:t>
+      </w:r>
+      <w:r>
+        <w:rPr>
+          <w:b/>
+          <w:bCs/>
+        </w:rPr>
+        <w:t xml:space="preserve"> CASE STUDY – MODERATE</w:t>
+      </w:r>
+    </w:p>
+    <w:p>
+      <w:pPr>
+        <w:numPr>
+          <w:ilvl w:val="0"/>
+          <w:numId w:val="43"/>
+        </w:numPr>
+      </w:pPr>
+      <w:r>
+        <w:t xml:space="preserve">Explain how poor customer service is affecting </w:t>
       </w:r>
       <w:proofErr w:type="spellStart"/>
       <w:r>
-        <w:t>TrendCart</w:t>
+        <w:t>TrendCart’s</w:t>
       </w:r>
       <w:proofErr w:type="spellEnd"/>
       <w:r>
-        <w:t xml:space="preserve">. </w:t>
-      </w:r>
-    </w:p>
-    <w:p>
-      <w:pPr>
-        <w:numPr>
-          <w:ilvl w:val="0"/>
-          <w:numId w:val="42"/>
-        </w:numPr>
-      </w:pPr>
-      <w:r>
-        <w:t xml:space="preserve">Which area of operations is affected by stock issues? </w:t>
-      </w:r>
-    </w:p>
-    <w:p>
-      <w:pPr>
-        <w:numPr>
-          <w:ilvl w:val="0"/>
-          <w:numId w:val="42"/>
-        </w:numPr>
-      </w:pPr>
-      <w:r>
-        <w:t xml:space="preserve">What problem is Lina facing with her website? </w:t>
-      </w:r>
-    </w:p>
-    <w:p>
-      <w:r>
-        <w:pict w14:anchorId="7C892CD2">
-          <v:rect id="_x0000_i1853" style="width:0;height:1.5pt" o:hralign="center" o:hrstd="t" o:hr="t" fillcolor="#a0a0a0" stroked="f"/>
+        <w:t xml:space="preserve"> business. </w:t>
+      </w:r>
+    </w:p>
+    <w:p>
+      <w:pPr>
+        <w:numPr>
+          <w:ilvl w:val="0"/>
+          <w:numId w:val="43"/>
+        </w:numPr>
+      </w:pPr>
+      <w:r>
+        <w:t xml:space="preserve">Suggest two improvements for Lina’s inventory management. </w:t>
+      </w:r>
+    </w:p>
+    <w:p>
+      <w:pPr>
+        <w:numPr>
+          <w:ilvl w:val="0"/>
+          <w:numId w:val="43"/>
+        </w:numPr>
+      </w:pPr>
+      <w:r>
+        <w:t xml:space="preserve">How can Lina improve her website performance? </w:t>
+      </w:r>
+    </w:p>
+    <w:p>
+      <w:r>
+        <w:pict w14:anchorId="35896BCD">
+          <v:rect id="_x0000_i1060" style="width:0;height:1.5pt" o:hralign="center" o:hrstd="t" o:hr="t" fillcolor="#a0a0a0" stroked="f"/>
         </w:pict>
       </w:r>
     </w:p>
@@ -6118,25 +5989,47 @@
           <w:b/>
           <w:bCs/>
         </w:rPr>
-        <w:t>🟡</w:t>
-      </w:r>
-      <w:r>
-        <w:rPr>
-          <w:b/>
-          <w:bCs/>
-        </w:rPr>
-        <w:t xml:space="preserve"> CASE STUDY – MODERATE</w:t>
-      </w:r>
-    </w:p>
-    <w:p>
-      <w:pPr>
-        <w:numPr>
-          <w:ilvl w:val="0"/>
-          <w:numId w:val="43"/>
-        </w:numPr>
-      </w:pPr>
-      <w:r>
-        <w:t xml:space="preserve">Explain how poor customer service is affecting </w:t>
+        <w:t>🔴</w:t>
+      </w:r>
+      <w:r>
+        <w:rPr>
+          <w:b/>
+          <w:bCs/>
+        </w:rPr>
+        <w:t xml:space="preserve"> CASE STUDY – DIFFICULT</w:t>
+      </w:r>
+    </w:p>
+    <w:p>
+      <w:pPr>
+        <w:numPr>
+          <w:ilvl w:val="0"/>
+          <w:numId w:val="44"/>
+        </w:numPr>
+      </w:pPr>
+      <w:r>
+        <w:t xml:space="preserve">Analyse how Lina’s operational issues are interconnected. </w:t>
+      </w:r>
+    </w:p>
+    <w:p>
+      <w:pPr>
+        <w:numPr>
+          <w:ilvl w:val="0"/>
+          <w:numId w:val="44"/>
+        </w:numPr>
+      </w:pPr>
+      <w:r>
+        <w:t xml:space="preserve">Evaluate which problem Lina should prioritize first and why. </w:t>
+      </w:r>
+    </w:p>
+    <w:p>
+      <w:pPr>
+        <w:numPr>
+          <w:ilvl w:val="0"/>
+          <w:numId w:val="44"/>
+        </w:numPr>
+      </w:pPr>
+      <w:r>
+        <w:t xml:space="preserve">Propose a complete action plan to improve </w:t>
       </w:r>
       <w:proofErr w:type="spellStart"/>
       <w:r>
@@ -6144,59 +6037,7 @@
       </w:r>
       <w:proofErr w:type="spellEnd"/>
       <w:r>
-        <w:t xml:space="preserve"> business. </w:t>
-      </w:r>
-    </w:p>
-    <w:p>
-      <w:pPr>
-        <w:numPr>
-          <w:ilvl w:val="0"/>
-          <w:numId w:val="43"/>
-        </w:numPr>
-      </w:pPr>
-      <w:r>
-        <w:t xml:space="preserve">Suggest two improvements for Lina’s inventory management. </w:t>
-      </w:r>
-    </w:p>
-    <w:p>
-      <w:pPr>
-        <w:numPr>
-          <w:ilvl w:val="0"/>
-          <w:numId w:val="43"/>
-        </w:numPr>
-      </w:pPr>
-      <w:r>
-        <w:t xml:space="preserve">How can Lina improve her website performance? </w:t>
-      </w:r>
-    </w:p>
-    <w:p>
-      <w:r>
-        <w:pict w14:anchorId="35896BCD">
-          <v:rect id="_x0000_i1854" style="width:0;height:1.5pt" o:hralign="center" o:hrstd="t" o:hr="t" fillcolor="#a0a0a0" stroked="f"/>
-        </w:pict>
-      </w:r>
-    </w:p>
-    <w:p>
-      <w:pPr>
-        <w:rPr>
-          <w:b/>
-          <w:bCs/>
-        </w:rPr>
-      </w:pPr>
-      <w:r>
-        <w:rPr>
-          <w:rFonts w:ascii="Segoe UI Emoji" w:hAnsi="Segoe UI Emoji" w:cs="Segoe UI Emoji"/>
-          <w:b/>
-          <w:bCs/>
-        </w:rPr>
-        <w:t>🔴</w:t>
-      </w:r>
-      <w:r>
-        <w:rPr>
-          <w:b/>
-          <w:bCs/>
-        </w:rPr>
-        <w:t xml:space="preserve"> CASE STUDY – DIFFICULT</w:t>
+        <w:t xml:space="preserve"> operations. </w:t>
       </w:r>
     </w:p>
     <w:p>
@@ -6207,54 +6048,13 @@
         </w:numPr>
       </w:pPr>
       <w:r>
-        <w:t xml:space="preserve">Analyse how Lina’s operational issues are interconnected. </w:t>
-      </w:r>
-    </w:p>
-    <w:p>
-      <w:pPr>
-        <w:numPr>
-          <w:ilvl w:val="0"/>
-          <w:numId w:val="44"/>
-        </w:numPr>
-      </w:pPr>
-      <w:r>
-        <w:t xml:space="preserve">Evaluate which problem Lina should prioritize first and why. </w:t>
-      </w:r>
-    </w:p>
-    <w:p>
-      <w:pPr>
-        <w:numPr>
-          <w:ilvl w:val="0"/>
-          <w:numId w:val="44"/>
-        </w:numPr>
-      </w:pPr>
-      <w:r>
-        <w:t xml:space="preserve">Propose a complete action plan to improve </w:t>
-      </w:r>
-      <w:proofErr w:type="spellStart"/>
-      <w:r>
-        <w:t>TrendCart’s</w:t>
-      </w:r>
-      <w:proofErr w:type="spellEnd"/>
-      <w:r>
-        <w:t xml:space="preserve"> operations. </w:t>
-      </w:r>
-    </w:p>
-    <w:p>
-      <w:pPr>
-        <w:numPr>
-          <w:ilvl w:val="0"/>
-          <w:numId w:val="44"/>
-        </w:numPr>
-      </w:pPr>
-      <w:r>
         <w:t xml:space="preserve">Assess the long-term impact if Lina does not fix these issues. </w:t>
       </w:r>
     </w:p>
     <w:p>
       <w:r>
         <w:pict w14:anchorId="73F96685">
-          <v:rect id="_x0000_i1855" style="width:0;height:1.5pt" o:hralign="center" o:hrstd="t" o:hr="t" fillcolor="#a0a0a0" stroked="f"/>
+          <v:rect id="_x0000_i1061" style="width:0;height:1.5pt" o:hralign="center" o:hrstd="t" o:hr="t" fillcolor="#a0a0a0" stroked="f"/>
         </w:pict>
       </w:r>
     </w:p>
@@ -6746,7 +6546,7 @@
     <w:p>
       <w:r>
         <w:pict w14:anchorId="41DEEE5C">
-          <v:rect id="_x0000_i1856" style="width:0;height:1.5pt" o:hralign="center" o:hrstd="t" o:hr="t" fillcolor="#a0a0a0" stroked="f"/>
+          <v:rect id="_x0000_i1062" style="width:0;height:1.5pt" o:hralign="center" o:hrstd="t" o:hr="t" fillcolor="#a0a0a0" stroked="f"/>
         </w:pict>
       </w:r>
     </w:p>
@@ -6822,7 +6622,7 @@
     <w:p>
       <w:r>
         <w:pict w14:anchorId="206B0495">
-          <v:rect id="_x0000_i1857" style="width:0;height:1.5pt" o:hralign="center" o:hrstd="t" o:hr="t" fillcolor="#a0a0a0" stroked="f"/>
+          <v:rect id="_x0000_i1063" style="width:0;height:1.5pt" o:hralign="center" o:hrstd="t" o:hr="t" fillcolor="#a0a0a0" stroked="f"/>
         </w:pict>
       </w:r>
     </w:p>
@@ -6896,6 +6696,9 @@
     </w:p>
     <w:p>
       <w:r>
+        <w:rPr>
+          <w:noProof/>
+        </w:rPr>
         <w:lastRenderedPageBreak/>
         <mc:AlternateContent>
           <mc:Choice Requires="wps">
@@ -6967,6 +6770,9 @@
     </w:p>
     <w:p>
       <w:r>
+        <w:rPr>
+          <w:noProof/>
+        </w:rPr>
         <w:lastRenderedPageBreak/>
         <mc:AlternateContent>
           <mc:Choice Requires="wps">
@@ -7111,7 +6917,7 @@
     <w:p>
       <w:r>
         <w:pict w14:anchorId="0BF399F3">
-          <v:rect id="_x0000_i1860" style="width:0;height:1.5pt" o:hralign="center" o:hrstd="t" o:hr="t" fillcolor="#a0a0a0" stroked="f"/>
+          <v:rect id="_x0000_i1064" style="width:0;height:1.5pt" o:hralign="center" o:hrstd="t" o:hr="t" fillcolor="#a0a0a0" stroked="f"/>
         </w:pict>
       </w:r>
     </w:p>
@@ -7323,7 +7129,7 @@
     <w:p>
       <w:r>
         <w:pict w14:anchorId="1B65B18F">
-          <v:rect id="_x0000_i1861" style="width:0;height:1.5pt" o:hralign="center" o:hrstd="t" o:hr="t" fillcolor="#a0a0a0" stroked="f"/>
+          <v:rect id="_x0000_i1065" style="width:0;height:1.5pt" o:hralign="center" o:hrstd="t" o:hr="t" fillcolor="#a0a0a0" stroked="f"/>
         </w:pict>
       </w:r>
     </w:p>
@@ -7449,7 +7255,7 @@
     <w:p>
       <w:r>
         <w:pict w14:anchorId="275969DB">
-          <v:rect id="_x0000_i1862" style="width:0;height:1.5pt" o:hralign="center" o:hrstd="t" o:hr="t" fillcolor="#a0a0a0" stroked="f"/>
+          <v:rect id="_x0000_i1066" style="width:0;height:1.5pt" o:hralign="center" o:hrstd="t" o:hr="t" fillcolor="#a0a0a0" stroked="f"/>
         </w:pict>
       </w:r>
     </w:p>
@@ -7593,7 +7399,7 @@
     <w:p>
       <w:r>
         <w:pict w14:anchorId="2C3EC529">
-          <v:rect id="_x0000_i1863" style="width:0;height:1.5pt" o:hralign="center" o:hrstd="t" o:hr="t" fillcolor="#a0a0a0" stroked="f"/>
+          <v:rect id="_x0000_i1067" style="width:0;height:1.5pt" o:hralign="center" o:hrstd="t" o:hr="t" fillcolor="#a0a0a0" stroked="f"/>
         </w:pict>
       </w:r>
     </w:p>
@@ -7705,7 +7511,7 @@
     <w:p>
       <w:r>
         <w:pict w14:anchorId="7F1E7E1F">
-          <v:rect id="_x0000_i1864" style="width:0;height:1.5pt" o:hralign="center" o:hrstd="t" o:hr="t" fillcolor="#a0a0a0" stroked="f"/>
+          <v:rect id="_x0000_i1068" style="width:0;height:1.5pt" o:hralign="center" o:hrstd="t" o:hr="t" fillcolor="#a0a0a0" stroked="f"/>
         </w:pict>
       </w:r>
     </w:p>
@@ -7785,7 +7591,7 @@
     <w:p>
       <w:r>
         <w:pict w14:anchorId="4FD96F5C">
-          <v:rect id="_x0000_i1865" style="width:0;height:1.5pt" o:hralign="center" o:hrstd="t" o:hr="t" fillcolor="#a0a0a0" stroked="f"/>
+          <v:rect id="_x0000_i1069" style="width:0;height:1.5pt" o:hralign="center" o:hrstd="t" o:hr="t" fillcolor="#a0a0a0" stroked="f"/>
         </w:pict>
       </w:r>
     </w:p>
@@ -7859,6 +7665,9 @@
     </w:p>
     <w:p>
       <w:r>
+        <w:rPr>
+          <w:noProof/>
+        </w:rPr>
         <w:lastRenderedPageBreak/>
         <mc:AlternateContent>
           <mc:Choice Requires="wps">
@@ -7930,6 +7739,9 @@
     </w:p>
     <w:p>
       <w:r>
+        <w:rPr>
+          <w:noProof/>
+        </w:rPr>
         <w:lastRenderedPageBreak/>
         <mc:AlternateContent>
           <mc:Choice Requires="wps">
@@ -8110,7 +7922,7 @@
     <w:p>
       <w:r>
         <w:pict w14:anchorId="023D015D">
-          <v:rect id="_x0000_i1868" style="width:0;height:1.5pt" o:hralign="center" o:hrstd="t" o:hr="t" fillcolor="#a0a0a0" stroked="f"/>
+          <v:rect id="_x0000_i1070" style="width:0;height:1.5pt" o:hralign="center" o:hrstd="t" o:hr="t" fillcolor="#a0a0a0" stroked="f"/>
         </w:pict>
       </w:r>
     </w:p>
@@ -8210,7 +8022,7 @@
     <w:p>
       <w:r>
         <w:pict w14:anchorId="7969FB50">
-          <v:rect id="_x0000_i1869" style="width:0;height:1.5pt" o:hralign="center" o:hrstd="t" o:hr="t" fillcolor="#a0a0a0" stroked="f"/>
+          <v:rect id="_x0000_i1071" style="width:0;height:1.5pt" o:hralign="center" o:hrstd="t" o:hr="t" fillcolor="#a0a0a0" stroked="f"/>
         </w:pict>
       </w:r>
     </w:p>
@@ -8264,7 +8076,7 @@
     <w:p>
       <w:r>
         <w:pict w14:anchorId="71DB248C">
-          <v:rect id="_x0000_i1870" style="width:0;height:1.5pt" o:hralign="center" o:hrstd="t" o:hr="t" fillcolor="#a0a0a0" stroked="f"/>
+          <v:rect id="_x0000_i1072" style="width:0;height:1.5pt" o:hralign="center" o:hrstd="t" o:hr="t" fillcolor="#a0a0a0" stroked="f"/>
         </w:pict>
       </w:r>
     </w:p>
@@ -8319,7 +8131,7 @@
       <w:r>
         <w:lastRenderedPageBreak/>
         <w:pict w14:anchorId="7F1602C5">
-          <v:rect id="_x0000_i1871" style="width:0;height:1.5pt" o:hralign="center" o:hrstd="t" o:hr="t" fillcolor="#a0a0a0" stroked="f"/>
+          <v:rect id="_x0000_i1073" style="width:0;height:1.5pt" o:hralign="center" o:hrstd="t" o:hr="t" fillcolor="#a0a0a0" stroked="f"/>
         </w:pict>
       </w:r>
     </w:p>
@@ -8373,7 +8185,7 @@
     <w:p>
       <w:r>
         <w:pict w14:anchorId="0A753FC6">
-          <v:rect id="_x0000_i1872" style="width:0;height:1.5pt" o:hralign="center" o:hrstd="t" o:hr="t" fillcolor="#a0a0a0" stroked="f"/>
+          <v:rect id="_x0000_i1074" style="width:0;height:1.5pt" o:hralign="center" o:hrstd="t" o:hr="t" fillcolor="#a0a0a0" stroked="f"/>
         </w:pict>
       </w:r>
     </w:p>
@@ -8427,14 +8239,14 @@
     <w:p>
       <w:r>
         <w:pict w14:anchorId="4F1C3A50">
-          <v:rect id="_x0000_i1873" style="width:0;height:1.5pt" o:hralign="center" o:hrstd="t" o:hr="t" fillcolor="#a0a0a0" stroked="f"/>
+          <v:rect id="_x0000_i1075" style="width:0;height:1.5pt" o:hralign="center" o:hrstd="t" o:hr="t" fillcolor="#a0a0a0" stroked="f"/>
         </w:pict>
       </w:r>
     </w:p>
     <w:p>
       <w:r>
         <w:pict w14:anchorId="08F5EF6D">
-          <v:rect id="_x0000_i1874" style="width:0;height:1.5pt" o:hralign="center" o:hrstd="t" o:hr="t" fillcolor="#a0a0a0" stroked="f"/>
+          <v:rect id="_x0000_i1076" style="width:0;height:1.5pt" o:hralign="center" o:hrstd="t" o:hr="t" fillcolor="#a0a0a0" stroked="f"/>
         </w:pict>
       </w:r>
     </w:p>
@@ -8511,7 +8323,7 @@
     <w:p>
       <w:r>
         <w:pict w14:anchorId="5DEECC56">
-          <v:rect id="_x0000_i1875" style="width:0;height:1.5pt" o:hralign="center" o:hrstd="t" o:hr="t" fillcolor="#a0a0a0" stroked="f"/>
+          <v:rect id="_x0000_i1077" style="width:0;height:1.5pt" o:hralign="center" o:hrstd="t" o:hr="t" fillcolor="#a0a0a0" stroked="f"/>
         </w:pict>
       </w:r>
     </w:p>
@@ -8565,7 +8377,7 @@
     <w:p>
       <w:r>
         <w:pict w14:anchorId="2D21F1BC">
-          <v:rect id="_x0000_i1876" style="width:0;height:1.5pt" o:hralign="center" o:hrstd="t" o:hr="t" fillcolor="#a0a0a0" stroked="f"/>
+          <v:rect id="_x0000_i1078" style="width:0;height:1.5pt" o:hralign="center" o:hrstd="t" o:hr="t" fillcolor="#a0a0a0" stroked="f"/>
         </w:pict>
       </w:r>
     </w:p>
@@ -8620,7 +8432,7 @@
     <w:p>
       <w:r>
         <w:pict w14:anchorId="0A4381C2">
-          <v:rect id="_x0000_i1877" style="width:0;height:1.5pt" o:hralign="center" o:hrstd="t" o:hr="t" fillcolor="#a0a0a0" stroked="f"/>
+          <v:rect id="_x0000_i1079" style="width:0;height:1.5pt" o:hralign="center" o:hrstd="t" o:hr="t" fillcolor="#a0a0a0" stroked="f"/>
         </w:pict>
       </w:r>
     </w:p>
@@ -8674,7 +8486,7 @@
     <w:p>
       <w:r>
         <w:pict w14:anchorId="5AD59564">
-          <v:rect id="_x0000_i1878" style="width:0;height:1.5pt" o:hralign="center" o:hrstd="t" o:hr="t" fillcolor="#a0a0a0" stroked="f"/>
+          <v:rect id="_x0000_i1080" style="width:0;height:1.5pt" o:hralign="center" o:hrstd="t" o:hr="t" fillcolor="#a0a0a0" stroked="f"/>
         </w:pict>
       </w:r>
     </w:p>
@@ -8728,14 +8540,14 @@
     <w:p>
       <w:r>
         <w:pict w14:anchorId="4ED0F3B8">
-          <v:rect id="_x0000_i1879" style="width:0;height:1.5pt" o:hralign="center" o:hrstd="t" o:hr="t" fillcolor="#a0a0a0" stroked="f"/>
+          <v:rect id="_x0000_i1081" style="width:0;height:1.5pt" o:hralign="center" o:hrstd="t" o:hr="t" fillcolor="#a0a0a0" stroked="f"/>
         </w:pict>
       </w:r>
     </w:p>
     <w:p>
       <w:r>
         <w:pict w14:anchorId="4122C43E">
-          <v:rect id="_x0000_i1880" style="width:0;height:1.5pt" o:hralign="center" o:hrstd="t" o:hr="t" fillcolor="#a0a0a0" stroked="f"/>
+          <v:rect id="_x0000_i1082" style="width:0;height:1.5pt" o:hralign="center" o:hrstd="t" o:hr="t" fillcolor="#a0a0a0" stroked="f"/>
         </w:pict>
       </w:r>
     </w:p>
@@ -8812,7 +8624,7 @@
     <w:p>
       <w:r>
         <w:pict w14:anchorId="6DCF55AA">
-          <v:rect id="_x0000_i1881" style="width:0;height:1.5pt" o:hralign="center" o:hrstd="t" o:hr="t" fillcolor="#a0a0a0" stroked="f"/>
+          <v:rect id="_x0000_i1083" style="width:0;height:1.5pt" o:hralign="center" o:hrstd="t" o:hr="t" fillcolor="#a0a0a0" stroked="f"/>
         </w:pict>
       </w:r>
     </w:p>
@@ -8869,7 +8681,7 @@
     <w:p>
       <w:r>
         <w:pict w14:anchorId="46163E1D">
-          <v:rect id="_x0000_i1882" style="width:0;height:1.5pt" o:hralign="center" o:hrstd="t" o:hr="t" fillcolor="#a0a0a0" stroked="f"/>
+          <v:rect id="_x0000_i1084" style="width:0;height:1.5pt" o:hralign="center" o:hrstd="t" o:hr="t" fillcolor="#a0a0a0" stroked="f"/>
         </w:pict>
       </w:r>
     </w:p>
@@ -8923,7 +8735,7 @@
     <w:p>
       <w:r>
         <w:pict w14:anchorId="5E59B2FA">
-          <v:rect id="_x0000_i1883" style="width:0;height:1.5pt" o:hralign="center" o:hrstd="t" o:hr="t" fillcolor="#a0a0a0" stroked="f"/>
+          <v:rect id="_x0000_i1085" style="width:0;height:1.5pt" o:hralign="center" o:hrstd="t" o:hr="t" fillcolor="#a0a0a0" stroked="f"/>
         </w:pict>
       </w:r>
     </w:p>
@@ -8977,7 +8789,7 @@
     <w:p>
       <w:r>
         <w:pict w14:anchorId="323415DC">
-          <v:rect id="_x0000_i1884" style="width:0;height:1.5pt" o:hralign="center" o:hrstd="t" o:hr="t" fillcolor="#a0a0a0" stroked="f"/>
+          <v:rect id="_x0000_i1086" style="width:0;height:1.5pt" o:hralign="center" o:hrstd="t" o:hr="t" fillcolor="#a0a0a0" stroked="f"/>
         </w:pict>
       </w:r>
     </w:p>
@@ -9031,14 +8843,14 @@
     <w:p>
       <w:r>
         <w:pict w14:anchorId="13376820">
-          <v:rect id="_x0000_i1885" style="width:0;height:1.5pt" o:hralign="center" o:hrstd="t" o:hr="t" fillcolor="#a0a0a0" stroked="f"/>
+          <v:rect id="_x0000_i1087" style="width:0;height:1.5pt" o:hralign="center" o:hrstd="t" o:hr="t" fillcolor="#a0a0a0" stroked="f"/>
         </w:pict>
       </w:r>
     </w:p>
     <w:p>
       <w:r>
         <w:pict w14:anchorId="4FA246E0">
-          <v:rect id="_x0000_i1886" style="width:0;height:1.5pt" o:hralign="center" o:hrstd="t" o:hr="t" fillcolor="#a0a0a0" stroked="f"/>
+          <v:rect id="_x0000_i1088" style="width:0;height:1.5pt" o:hralign="center" o:hrstd="t" o:hr="t" fillcolor="#a0a0a0" stroked="f"/>
         </w:pict>
       </w:r>
     </w:p>
@@ -9115,7 +8927,7 @@
     <w:p>
       <w:r>
         <w:pict w14:anchorId="1F85E282">
-          <v:rect id="_x0000_i1887" style="width:0;height:1.5pt" o:hralign="center" o:hrstd="t" o:hr="t" fillcolor="#a0a0a0" stroked="f"/>
+          <v:rect id="_x0000_i1089" style="width:0;height:1.5pt" o:hralign="center" o:hrstd="t" o:hr="t" fillcolor="#a0a0a0" stroked="f"/>
         </w:pict>
       </w:r>
     </w:p>
@@ -9170,7 +8982,7 @@
     <w:p>
       <w:r>
         <w:pict w14:anchorId="6E4F549D">
-          <v:rect id="_x0000_i1888" style="width:0;height:1.5pt" o:hralign="center" o:hrstd="t" o:hr="t" fillcolor="#a0a0a0" stroked="f"/>
+          <v:rect id="_x0000_i1090" style="width:0;height:1.5pt" o:hralign="center" o:hrstd="t" o:hr="t" fillcolor="#a0a0a0" stroked="f"/>
         </w:pict>
       </w:r>
     </w:p>
@@ -9224,7 +9036,7 @@
     <w:p>
       <w:r>
         <w:pict w14:anchorId="746DFE7F">
-          <v:rect id="_x0000_i1889" style="width:0;height:1.5pt" o:hralign="center" o:hrstd="t" o:hr="t" fillcolor="#a0a0a0" stroked="f"/>
+          <v:rect id="_x0000_i1091" style="width:0;height:1.5pt" o:hralign="center" o:hrstd="t" o:hr="t" fillcolor="#a0a0a0" stroked="f"/>
         </w:pict>
       </w:r>
     </w:p>
@@ -9278,7 +9090,7 @@
     <w:p>
       <w:r>
         <w:pict w14:anchorId="3AC94AE5">
-          <v:rect id="_x0000_i1890" style="width:0;height:1.5pt" o:hralign="center" o:hrstd="t" o:hr="t" fillcolor="#a0a0a0" stroked="f"/>
+          <v:rect id="_x0000_i1092" style="width:0;height:1.5pt" o:hralign="center" o:hrstd="t" o:hr="t" fillcolor="#a0a0a0" stroked="f"/>
         </w:pict>
       </w:r>
     </w:p>
@@ -17049,6 +16861,7 @@
   <w:style w:type="character" w:default="1" w:styleId="DefaultParagraphFont">
     <w:name w:val="Default Paragraph Font"/>
     <w:uiPriority w:val="1"/>
+    <w:semiHidden/>
     <w:unhideWhenUsed/>
   </w:style>
   <w:style w:type="table" w:default="1" w:styleId="TableNormal">
